--- a/public/chapters/vol10/03-Chương-3-Lời-cảm-ơn-vì-sự-giúp-đỡ.docx
+++ b/public/chapters/vol10/03-Chương-3-Lời-cảm-ơn-vì-sự-giúp-đỡ.docx
@@ -4,8 +4,7 @@
   <w:body>
     <w:p>
       <w:pPr>
-        <w:pStyle w:val="Heading2"/>
-        <w:spacing w:before="400" w:after="280"/>
+        <w:spacing w:before="360" w:after="280"/>
         <w:jc w:val="center"/>
       </w:pPr>
       <w:r>
@@ -20,47 +19,7 @@
     </w:p>
     <w:p>
       <w:pPr>
-        <w:spacing w:after="280" w:before="280"/>
-        <w:jc w:val="center"/>
-      </w:pPr>
-      <w:r>
-        <w:drawing>
-          <wp:inline xmlns:a="http://schemas.openxmlformats.org/drawingml/2006/main" xmlns:pic="http://schemas.openxmlformats.org/drawingml/2006/picture">
-            <wp:extent cx="5029200" cy="1912284"/>
-            <wp:docPr id="1" name="Picture 1"/>
-            <wp:cNvGraphicFramePr>
-              <a:graphicFrameLocks noChangeAspect="1"/>
-            </wp:cNvGraphicFramePr>
-            <a:graphic>
-              <a:graphicData uri="http://schemas.openxmlformats.org/drawingml/2006/picture">
-                <pic:pic>
-                  <pic:nvPicPr>
-                    <pic:cNvPr id="0" name="image_p062_1.jpeg"/>
-                    <pic:cNvPicPr/>
-                  </pic:nvPicPr>
-                  <pic:blipFill>
-                    <a:blip r:embed="rId9"/>
-                    <a:stretch>
-                      <a:fillRect/>
-                    </a:stretch>
-                  </pic:blipFill>
-                  <pic:spPr>
-                    <a:xfrm>
-                      <a:off x="0" y="0"/>
-                      <a:ext cx="5029200" cy="1912284"/>
-                    </a:xfrm>
-                    <a:prstGeom prst="rect"/>
-                  </pic:spPr>
-                </pic:pic>
-              </a:graphicData>
-            </a:graphic>
-          </wp:inline>
-        </w:drawing>
-      </w:r>
-    </w:p>
-    <w:p>
-      <w:pPr>
-        <w:spacing w:line="300" w:lineRule="auto" w:after="120"/>
+        <w:spacing w:before="0" w:after="120" w:line="276" w:lineRule="auto"/>
       </w:pPr>
       <w:r>
         <w:rPr>
@@ -73,7 +32,7 @@
     </w:p>
     <w:p>
       <w:pPr>
-        <w:spacing w:line="300" w:lineRule="auto" w:after="120"/>
+        <w:spacing w:before="0" w:after="120" w:line="276" w:lineRule="auto"/>
       </w:pPr>
       <w:r>
         <w:rPr>
@@ -86,7 +45,7 @@
     </w:p>
     <w:p>
       <w:pPr>
-        <w:spacing w:line="300" w:lineRule="auto" w:after="120"/>
+        <w:spacing w:before="0" w:after="120" w:line="276" w:lineRule="auto"/>
       </w:pPr>
       <w:r>
         <w:rPr>
@@ -99,7 +58,7 @@
     </w:p>
     <w:p>
       <w:pPr>
-        <w:spacing w:line="300" w:lineRule="auto" w:after="120"/>
+        <w:spacing w:before="0" w:after="120" w:line="276" w:lineRule="auto"/>
       </w:pPr>
       <w:r>
         <w:rPr>
@@ -112,7 +71,7 @@
     </w:p>
     <w:p>
       <w:pPr>
-        <w:spacing w:line="300" w:lineRule="auto" w:after="120"/>
+        <w:spacing w:before="0" w:after="120" w:line="276" w:lineRule="auto"/>
       </w:pPr>
       <w:r>
         <w:rPr>
@@ -125,7 +84,7 @@
     </w:p>
     <w:p>
       <w:pPr>
-        <w:spacing w:line="300" w:lineRule="auto" w:after="120"/>
+        <w:spacing w:before="0" w:after="120" w:line="276" w:lineRule="auto"/>
       </w:pPr>
       <w:r>
         <w:rPr>
@@ -138,7 +97,7 @@
     </w:p>
     <w:p>
       <w:pPr>
-        <w:spacing w:line="300" w:lineRule="auto" w:after="120"/>
+        <w:spacing w:before="0" w:after="120" w:line="276" w:lineRule="auto"/>
       </w:pPr>
       <w:r>
         <w:rPr>
@@ -151,7 +110,7 @@
     </w:p>
     <w:p>
       <w:pPr>
-        <w:spacing w:line="300" w:lineRule="auto" w:after="120"/>
+        <w:spacing w:before="0" w:after="120" w:line="276" w:lineRule="auto"/>
       </w:pPr>
       <w:r>
         <w:rPr>
@@ -164,7 +123,7 @@
     </w:p>
     <w:p>
       <w:pPr>
-        <w:spacing w:line="300" w:lineRule="auto" w:after="120"/>
+        <w:spacing w:before="0" w:after="120" w:line="276" w:lineRule="auto"/>
       </w:pPr>
       <w:r>
         <w:rPr>
@@ -177,7 +136,7 @@
     </w:p>
     <w:p>
       <w:pPr>
-        <w:spacing w:line="300" w:lineRule="auto" w:after="120"/>
+        <w:spacing w:before="0" w:after="120" w:line="276" w:lineRule="auto"/>
       </w:pPr>
       <w:r>
         <w:rPr>
@@ -190,7 +149,7 @@
     </w:p>
     <w:p>
       <w:pPr>
-        <w:spacing w:line="300" w:lineRule="auto" w:after="120"/>
+        <w:spacing w:before="0" w:after="120" w:line="276" w:lineRule="auto"/>
       </w:pPr>
       <w:r>
         <w:rPr>
@@ -203,7 +162,7 @@
     </w:p>
     <w:p>
       <w:pPr>
-        <w:spacing w:line="300" w:lineRule="auto" w:after="120"/>
+        <w:spacing w:before="0" w:after="120" w:line="276" w:lineRule="auto"/>
       </w:pPr>
       <w:r>
         <w:rPr>
@@ -216,7 +175,7 @@
     </w:p>
     <w:p>
       <w:pPr>
-        <w:spacing w:line="300" w:lineRule="auto" w:after="120"/>
+        <w:spacing w:before="0" w:after="120" w:line="276" w:lineRule="auto"/>
       </w:pPr>
       <w:r>
         <w:rPr>
@@ -229,7 +188,7 @@
     </w:p>
     <w:p>
       <w:pPr>
-        <w:spacing w:line="300" w:lineRule="auto" w:after="120"/>
+        <w:spacing w:before="0" w:after="120" w:line="276" w:lineRule="auto"/>
       </w:pPr>
       <w:r>
         <w:rPr>
@@ -242,7 +201,7 @@
     </w:p>
     <w:p>
       <w:pPr>
-        <w:spacing w:line="300" w:lineRule="auto" w:after="120"/>
+        <w:spacing w:before="0" w:after="120" w:line="276" w:lineRule="auto"/>
       </w:pPr>
       <w:r>
         <w:rPr>
@@ -255,7 +214,7 @@
     </w:p>
     <w:p>
       <w:pPr>
-        <w:spacing w:line="300" w:lineRule="auto" w:after="120"/>
+        <w:spacing w:before="0" w:after="120" w:line="276" w:lineRule="auto"/>
       </w:pPr>
       <w:r>
         <w:rPr>
@@ -268,7 +227,7 @@
     </w:p>
     <w:p>
       <w:pPr>
-        <w:spacing w:line="300" w:lineRule="auto" w:after="120"/>
+        <w:spacing w:before="0" w:after="120" w:line="276" w:lineRule="auto"/>
       </w:pPr>
       <w:r>
         <w:rPr>
@@ -281,7 +240,7 @@
     </w:p>
     <w:p>
       <w:pPr>
-        <w:spacing w:line="300" w:lineRule="auto" w:after="120"/>
+        <w:spacing w:before="0" w:after="120" w:line="276" w:lineRule="auto"/>
       </w:pPr>
       <w:r>
         <w:rPr>
@@ -294,7 +253,7 @@
     </w:p>
     <w:p>
       <w:pPr>
-        <w:spacing w:line="300" w:lineRule="auto" w:after="120"/>
+        <w:spacing w:before="0" w:after="120" w:line="276" w:lineRule="auto"/>
       </w:pPr>
       <w:r>
         <w:rPr>
@@ -307,7 +266,7 @@
     </w:p>
     <w:p>
       <w:pPr>
-        <w:spacing w:line="300" w:lineRule="auto" w:after="120"/>
+        <w:spacing w:before="0" w:after="120" w:line="276" w:lineRule="auto"/>
       </w:pPr>
       <w:r>
         <w:rPr>
@@ -320,7 +279,7 @@
     </w:p>
     <w:p>
       <w:pPr>
-        <w:spacing w:line="300" w:lineRule="auto" w:after="120"/>
+        <w:spacing w:before="0" w:after="120" w:line="276" w:lineRule="auto"/>
       </w:pPr>
       <w:r>
         <w:rPr>
@@ -333,7 +292,7 @@
     </w:p>
     <w:p>
       <w:pPr>
-        <w:spacing w:line="300" w:lineRule="auto" w:after="120"/>
+        <w:spacing w:before="0" w:after="120" w:line="276" w:lineRule="auto"/>
       </w:pPr>
       <w:r>
         <w:rPr>
@@ -346,7 +305,7 @@
     </w:p>
     <w:p>
       <w:pPr>
-        <w:spacing w:line="300" w:lineRule="auto" w:after="120"/>
+        <w:spacing w:before="0" w:after="120" w:line="276" w:lineRule="auto"/>
       </w:pPr>
       <w:r>
         <w:rPr>
@@ -359,7 +318,7 @@
     </w:p>
     <w:p>
       <w:pPr>
-        <w:spacing w:line="300" w:lineRule="auto" w:after="120"/>
+        <w:spacing w:before="0" w:after="120" w:line="276" w:lineRule="auto"/>
       </w:pPr>
       <w:r>
         <w:rPr>
@@ -372,7 +331,7 @@
     </w:p>
     <w:p>
       <w:pPr>
-        <w:spacing w:line="300" w:lineRule="auto" w:after="120"/>
+        <w:spacing w:before="0" w:after="120" w:line="276" w:lineRule="auto"/>
       </w:pPr>
       <w:r>
         <w:rPr>
@@ -385,7 +344,7 @@
     </w:p>
     <w:p>
       <w:pPr>
-        <w:spacing w:line="300" w:lineRule="auto" w:after="120"/>
+        <w:spacing w:before="0" w:after="120" w:line="276" w:lineRule="auto"/>
       </w:pPr>
       <w:r>
         <w:rPr>
@@ -398,7 +357,7 @@
     </w:p>
     <w:p>
       <w:pPr>
-        <w:spacing w:line="300" w:lineRule="auto" w:after="120"/>
+        <w:spacing w:before="0" w:after="120" w:line="276" w:lineRule="auto"/>
       </w:pPr>
       <w:r>
         <w:rPr>
@@ -411,7 +370,7 @@
     </w:p>
     <w:p>
       <w:pPr>
-        <w:spacing w:line="300" w:lineRule="auto" w:after="120"/>
+        <w:spacing w:before="0" w:after="120" w:line="276" w:lineRule="auto"/>
       </w:pPr>
       <w:r>
         <w:rPr>
@@ -424,7 +383,7 @@
     </w:p>
     <w:p>
       <w:pPr>
-        <w:spacing w:line="300" w:lineRule="auto" w:after="120"/>
+        <w:spacing w:before="0" w:after="120" w:line="276" w:lineRule="auto"/>
       </w:pPr>
       <w:r>
         <w:rPr>
@@ -437,14 +396,14 @@
     </w:p>
     <w:p>
       <w:pPr>
-        <w:spacing w:before="320" w:after="320"/>
+        <w:spacing w:before="280" w:after="280"/>
         <w:jc w:val="center"/>
       </w:pPr>
       <w:r>
         <w:rPr>
           <w:rFonts w:ascii="Montserrat" w:hAnsi="Montserrat"/>
           <w:b w:val="0"/>
-          <w:color w:val="222222"/>
+          <w:color w:val="333333"/>
           <w:sz w:val="26"/>
         </w:rPr>
         <w:t>✧ ₊ ✦ ₊ ✧</w:t>
@@ -452,7 +411,7 @@
     </w:p>
     <w:p>
       <w:pPr>
-        <w:spacing w:line="300" w:lineRule="auto" w:after="120"/>
+        <w:spacing w:before="0" w:after="120" w:line="276" w:lineRule="auto"/>
       </w:pPr>
       <w:r>
         <w:rPr>
@@ -465,7 +424,7 @@
     </w:p>
     <w:p>
       <w:pPr>
-        <w:spacing w:line="300" w:lineRule="auto" w:after="120"/>
+        <w:spacing w:before="0" w:after="120" w:line="276" w:lineRule="auto"/>
       </w:pPr>
       <w:r>
         <w:rPr>
@@ -478,7 +437,7 @@
     </w:p>
     <w:p>
       <w:pPr>
-        <w:spacing w:line="300" w:lineRule="auto" w:after="120"/>
+        <w:spacing w:before="0" w:after="120" w:line="276" w:lineRule="auto"/>
       </w:pPr>
       <w:r>
         <w:rPr>
@@ -491,7 +450,7 @@
     </w:p>
     <w:p>
       <w:pPr>
-        <w:spacing w:line="300" w:lineRule="auto" w:after="120"/>
+        <w:spacing w:before="0" w:after="120" w:line="276" w:lineRule="auto"/>
       </w:pPr>
       <w:r>
         <w:rPr>
@@ -504,7 +463,7 @@
     </w:p>
     <w:p>
       <w:pPr>
-        <w:spacing w:line="300" w:lineRule="auto" w:after="120"/>
+        <w:spacing w:before="0" w:after="120" w:line="276" w:lineRule="auto"/>
       </w:pPr>
       <w:r>
         <w:rPr>
@@ -517,7 +476,7 @@
     </w:p>
     <w:p>
       <w:pPr>
-        <w:spacing w:line="300" w:lineRule="auto" w:after="120"/>
+        <w:spacing w:before="0" w:after="120" w:line="276" w:lineRule="auto"/>
       </w:pPr>
       <w:r>
         <w:rPr>
@@ -525,12 +484,12 @@
           <w:color w:val="222222"/>
           <w:sz w:val="24"/>
         </w:rPr>
-        <w:t>“Hả? Cậu ấy đi làm sao ạ?”</w:t>
+        <w:t>“Hả? Cậu ấy đi làm sao?”</w:t>
       </w:r>
     </w:p>
     <w:p>
       <w:pPr>
-        <w:spacing w:line="300" w:lineRule="auto" w:after="120"/>
+        <w:spacing w:before="0" w:after="120" w:line="276" w:lineRule="auto"/>
       </w:pPr>
       <w:r>
         <w:rPr>
@@ -543,7 +502,7 @@
     </w:p>
     <w:p>
       <w:pPr>
-        <w:spacing w:line="300" w:lineRule="auto" w:after="120"/>
+        <w:spacing w:before="0" w:after="120" w:line="276" w:lineRule="auto"/>
       </w:pPr>
       <w:r>
         <w:rPr>
@@ -556,7 +515,7 @@
     </w:p>
     <w:p>
       <w:pPr>
-        <w:spacing w:line="300" w:lineRule="auto" w:after="120"/>
+        <w:spacing w:before="0" w:after="120" w:line="276" w:lineRule="auto"/>
       </w:pPr>
       <w:r>
         <w:rPr>
@@ -569,7 +528,7 @@
     </w:p>
     <w:p>
       <w:pPr>
-        <w:spacing w:line="300" w:lineRule="auto" w:after="120"/>
+        <w:spacing w:before="0" w:after="120" w:line="276" w:lineRule="auto"/>
       </w:pPr>
       <w:r>
         <w:rPr>
@@ -582,7 +541,7 @@
     </w:p>
     <w:p>
       <w:pPr>
-        <w:spacing w:line="300" w:lineRule="auto" w:after="120"/>
+        <w:spacing w:before="0" w:after="120" w:line="276" w:lineRule="auto"/>
       </w:pPr>
       <w:r>
         <w:rPr>
@@ -595,7 +554,7 @@
     </w:p>
     <w:p>
       <w:pPr>
-        <w:spacing w:line="300" w:lineRule="auto" w:after="120"/>
+        <w:spacing w:before="0" w:after="120" w:line="276" w:lineRule="auto"/>
       </w:pPr>
       <w:r>
         <w:rPr>
@@ -608,7 +567,7 @@
     </w:p>
     <w:p>
       <w:pPr>
-        <w:spacing w:line="300" w:lineRule="auto" w:after="120"/>
+        <w:spacing w:before="0" w:after="120" w:line="276" w:lineRule="auto"/>
       </w:pPr>
       <w:r>
         <w:rPr>
@@ -621,7 +580,7 @@
     </w:p>
     <w:p>
       <w:pPr>
-        <w:spacing w:line="300" w:lineRule="auto" w:after="120"/>
+        <w:spacing w:before="0" w:after="120" w:line="276" w:lineRule="auto"/>
       </w:pPr>
       <w:r>
         <w:rPr>
@@ -634,7 +593,7 @@
     </w:p>
     <w:p>
       <w:pPr>
-        <w:spacing w:line="300" w:lineRule="auto" w:after="120"/>
+        <w:spacing w:before="0" w:after="120" w:line="276" w:lineRule="auto"/>
       </w:pPr>
       <w:r>
         <w:rPr>
@@ -647,7 +606,7 @@
     </w:p>
     <w:p>
       <w:pPr>
-        <w:spacing w:line="300" w:lineRule="auto" w:after="120"/>
+        <w:spacing w:before="0" w:after="120" w:line="276" w:lineRule="auto"/>
       </w:pPr>
       <w:r>
         <w:rPr>
@@ -660,7 +619,7 @@
     </w:p>
     <w:p>
       <w:pPr>
-        <w:spacing w:line="300" w:lineRule="auto" w:after="120"/>
+        <w:spacing w:before="0" w:after="120" w:line="276" w:lineRule="auto"/>
       </w:pPr>
       <w:r>
         <w:rPr>
@@ -673,7 +632,7 @@
     </w:p>
     <w:p>
       <w:pPr>
-        <w:spacing w:line="300" w:lineRule="auto" w:after="120"/>
+        <w:spacing w:before="0" w:after="120" w:line="276" w:lineRule="auto"/>
       </w:pPr>
       <w:r>
         <w:rPr>
@@ -686,7 +645,7 @@
     </w:p>
     <w:p>
       <w:pPr>
-        <w:spacing w:line="300" w:lineRule="auto" w:after="120"/>
+        <w:spacing w:before="0" w:after="120" w:line="276" w:lineRule="auto"/>
       </w:pPr>
       <w:r>
         <w:rPr>
@@ -699,7 +658,7 @@
     </w:p>
     <w:p>
       <w:pPr>
-        <w:spacing w:line="300" w:lineRule="auto" w:after="120"/>
+        <w:spacing w:before="0" w:after="120" w:line="276" w:lineRule="auto"/>
       </w:pPr>
       <w:r>
         <w:rPr>
@@ -707,12 +666,12 @@
           <w:color w:val="222222"/>
           <w:sz w:val="24"/>
         </w:rPr>
-        <w:t>“Ừm, em đoán là các cô bạn gái chỉ đơn giản muốn ngắm nhìn bạn trai mình mặc đồ cosplay thôi ạ,” Amane nói. “Bạn gái em cũng khá hứng thú với chuyện đó đấy ạ.”</w:t>
+        <w:t>“Ừm, em đoán là các cô bạn gái chỉ đơn giản muốn ngắm nhìn bạn trai mình mặc đồ cosplay thôi ạ,” Amane nói. “Bạn gái em cũng khá hứng thú với chuyện đó đấy chứ.”</w:t>
       </w:r>
     </w:p>
     <w:p>
       <w:pPr>
-        <w:spacing w:line="300" w:lineRule="auto" w:after="120"/>
+        <w:spacing w:before="0" w:after="120" w:line="276" w:lineRule="auto"/>
       </w:pPr>
       <w:r>
         <w:rPr>
@@ -725,7 +684,7 @@
     </w:p>
     <w:p>
       <w:pPr>
-        <w:spacing w:line="300" w:lineRule="auto" w:after="120"/>
+        <w:spacing w:before="0" w:after="120" w:line="276" w:lineRule="auto"/>
       </w:pPr>
       <w:r>
         <w:rPr>
@@ -738,7 +697,7 @@
     </w:p>
     <w:p>
       <w:pPr>
-        <w:spacing w:line="300" w:lineRule="auto" w:after="120"/>
+        <w:spacing w:before="0" w:after="120" w:line="276" w:lineRule="auto"/>
       </w:pPr>
       <w:r>
         <w:rPr>
@@ -751,7 +710,7 @@
     </w:p>
     <w:p>
       <w:pPr>
-        <w:spacing w:line="300" w:lineRule="auto" w:after="120"/>
+        <w:spacing w:before="0" w:after="120" w:line="276" w:lineRule="auto"/>
       </w:pPr>
       <w:r>
         <w:rPr>
@@ -764,7 +723,7 @@
     </w:p>
     <w:p>
       <w:pPr>
-        <w:spacing w:line="300" w:lineRule="auto" w:after="120"/>
+        <w:spacing w:before="0" w:after="120" w:line="276" w:lineRule="auto"/>
       </w:pPr>
       <w:r>
         <w:rPr>
@@ -777,7 +736,7 @@
     </w:p>
     <w:p>
       <w:pPr>
-        <w:spacing w:line="300" w:lineRule="auto" w:after="120"/>
+        <w:spacing w:before="0" w:after="120" w:line="276" w:lineRule="auto"/>
       </w:pPr>
       <w:r>
         <w:rPr>
@@ -790,7 +749,7 @@
     </w:p>
     <w:p>
       <w:pPr>
-        <w:spacing w:line="300" w:lineRule="auto" w:after="120"/>
+        <w:spacing w:before="0" w:after="120" w:line="276" w:lineRule="auto"/>
       </w:pPr>
       <w:r>
         <w:rPr>
@@ -803,7 +762,7 @@
     </w:p>
     <w:p>
       <w:pPr>
-        <w:spacing w:line="300" w:lineRule="auto" w:after="120"/>
+        <w:spacing w:before="0" w:after="120" w:line="276" w:lineRule="auto"/>
       </w:pPr>
       <w:r>
         <w:rPr>
@@ -816,7 +775,7 @@
     </w:p>
     <w:p>
       <w:pPr>
-        <w:spacing w:line="300" w:lineRule="auto" w:after="120"/>
+        <w:spacing w:before="0" w:after="120" w:line="276" w:lineRule="auto"/>
       </w:pPr>
       <w:r>
         <w:rPr>
@@ -829,7 +788,7 @@
     </w:p>
     <w:p>
       <w:pPr>
-        <w:spacing w:line="300" w:lineRule="auto" w:after="120"/>
+        <w:spacing w:before="0" w:after="120" w:line="276" w:lineRule="auto"/>
       </w:pPr>
       <w:r>
         <w:rPr>
@@ -842,7 +801,7 @@
     </w:p>
     <w:p>
       <w:pPr>
-        <w:spacing w:line="300" w:lineRule="auto" w:after="120"/>
+        <w:spacing w:before="0" w:after="120" w:line="276" w:lineRule="auto"/>
       </w:pPr>
       <w:r>
         <w:rPr>
@@ -855,7 +814,7 @@
     </w:p>
     <w:p>
       <w:pPr>
-        <w:spacing w:line="300" w:lineRule="auto" w:after="120"/>
+        <w:spacing w:before="0" w:after="120" w:line="276" w:lineRule="auto"/>
       </w:pPr>
       <w:r>
         <w:rPr>
@@ -863,12 +822,12 @@
           <w:color w:val="222222"/>
           <w:sz w:val="24"/>
         </w:rPr>
-        <w:t>“Được rồi, được rồi ạ,” Amane can thiệp. “Mỗi người đều có cách suy nghĩ riêng của mình mà. Miễn là kết thúc mọi chuyện mà không để lại oán hận hay hiềm khích gì thì cũng tốt rồi đúng không ạ?”</w:t>
+        <w:t>“Được rồi, được rồi ạ,” Amane can thiệp. “Mỗi người đều có cách suy nghĩ riêng của mình mà. Miễn là kết thúc mọi chuyện mà không để lại oán hận hay hiềm khích gì thì cũng tốt rồi đúng không?”</w:t>
       </w:r>
     </w:p>
     <w:p>
       <w:pPr>
-        <w:spacing w:line="300" w:lineRule="auto" w:after="120"/>
+        <w:spacing w:before="0" w:after="120" w:line="276" w:lineRule="auto"/>
       </w:pPr>
       <w:r>
         <w:rPr>
@@ -881,7 +840,7 @@
     </w:p>
     <w:p>
       <w:pPr>
-        <w:spacing w:line="300" w:lineRule="auto" w:after="120"/>
+        <w:spacing w:before="0" w:after="120" w:line="276" w:lineRule="auto"/>
       </w:pPr>
       <w:r>
         <w:rPr>
@@ -894,7 +853,7 @@
     </w:p>
     <w:p>
       <w:pPr>
-        <w:spacing w:line="300" w:lineRule="auto" w:after="120"/>
+        <w:spacing w:before="0" w:after="120" w:line="276" w:lineRule="auto"/>
       </w:pPr>
       <w:r>
         <w:rPr>
@@ -907,7 +866,7 @@
     </w:p>
     <w:p>
       <w:pPr>
-        <w:spacing w:line="300" w:lineRule="auto" w:after="120"/>
+        <w:spacing w:before="0" w:after="120" w:line="276" w:lineRule="auto"/>
       </w:pPr>
       <w:r>
         <w:rPr>
@@ -920,7 +879,7 @@
     </w:p>
     <w:p>
       <w:pPr>
-        <w:spacing w:line="300" w:lineRule="auto" w:after="120"/>
+        <w:spacing w:before="0" w:after="120" w:line="276" w:lineRule="auto"/>
       </w:pPr>
       <w:r>
         <w:rPr>
@@ -933,7 +892,7 @@
     </w:p>
     <w:p>
       <w:pPr>
-        <w:spacing w:line="300" w:lineRule="auto" w:after="120"/>
+        <w:spacing w:before="0" w:after="120" w:line="276" w:lineRule="auto"/>
       </w:pPr>
       <w:r>
         <w:rPr>
@@ -946,7 +905,7 @@
     </w:p>
     <w:p>
       <w:pPr>
-        <w:spacing w:line="300" w:lineRule="auto" w:after="120"/>
+        <w:spacing w:before="0" w:after="120" w:line="276" w:lineRule="auto"/>
       </w:pPr>
       <w:r>
         <w:rPr>
@@ -959,7 +918,7 @@
     </w:p>
     <w:p>
       <w:pPr>
-        <w:spacing w:line="300" w:lineRule="auto" w:after="120"/>
+        <w:spacing w:before="0" w:after="120" w:line="276" w:lineRule="auto"/>
       </w:pPr>
       <w:r>
         <w:rPr>
@@ -972,7 +931,7 @@
     </w:p>
     <w:p>
       <w:pPr>
-        <w:spacing w:line="300" w:lineRule="auto" w:after="120"/>
+        <w:spacing w:before="0" w:after="120" w:line="276" w:lineRule="auto"/>
       </w:pPr>
       <w:r>
         <w:rPr>
@@ -985,7 +944,7 @@
     </w:p>
     <w:p>
       <w:pPr>
-        <w:spacing w:line="300" w:lineRule="auto" w:after="120"/>
+        <w:spacing w:before="0" w:after="120" w:line="276" w:lineRule="auto"/>
       </w:pPr>
       <w:r>
         <w:rPr>
@@ -998,7 +957,7 @@
     </w:p>
     <w:p>
       <w:pPr>
-        <w:spacing w:line="300" w:lineRule="auto" w:after="120"/>
+        <w:spacing w:before="0" w:after="120" w:line="276" w:lineRule="auto"/>
       </w:pPr>
       <w:r>
         <w:rPr>
@@ -1011,7 +970,7 @@
     </w:p>
     <w:p>
       <w:pPr>
-        <w:spacing w:line="300" w:lineRule="auto" w:after="120"/>
+        <w:spacing w:before="0" w:after="120" w:line="276" w:lineRule="auto"/>
       </w:pPr>
       <w:r>
         <w:rPr>
@@ -1024,7 +983,7 @@
     </w:p>
     <w:p>
       <w:pPr>
-        <w:spacing w:line="300" w:lineRule="auto" w:after="120"/>
+        <w:spacing w:before="0" w:after="120" w:line="276" w:lineRule="auto"/>
       </w:pPr>
       <w:r>
         <w:rPr>
@@ -1037,7 +996,7 @@
     </w:p>
     <w:p>
       <w:pPr>
-        <w:spacing w:line="300" w:lineRule="auto" w:after="120"/>
+        <w:spacing w:before="0" w:after="120" w:line="276" w:lineRule="auto"/>
       </w:pPr>
       <w:r>
         <w:rPr>
@@ -1050,7 +1009,7 @@
     </w:p>
     <w:p>
       <w:pPr>
-        <w:spacing w:line="300" w:lineRule="auto" w:after="120"/>
+        <w:spacing w:before="0" w:after="120" w:line="276" w:lineRule="auto"/>
       </w:pPr>
       <w:r>
         <w:rPr>
@@ -1063,7 +1022,7 @@
     </w:p>
     <w:p>
       <w:pPr>
-        <w:spacing w:line="300" w:lineRule="auto" w:after="120"/>
+        <w:spacing w:before="0" w:after="120" w:line="276" w:lineRule="auto"/>
       </w:pPr>
       <w:r>
         <w:rPr>
@@ -1076,7 +1035,7 @@
     </w:p>
     <w:p>
       <w:pPr>
-        <w:spacing w:line="300" w:lineRule="auto" w:after="120"/>
+        <w:spacing w:before="0" w:after="120" w:line="276" w:lineRule="auto"/>
       </w:pPr>
       <w:r>
         <w:rPr>
@@ -1089,7 +1048,7 @@
     </w:p>
     <w:p>
       <w:pPr>
-        <w:spacing w:line="300" w:lineRule="auto" w:after="120"/>
+        <w:spacing w:before="0" w:after="120" w:line="276" w:lineRule="auto"/>
       </w:pPr>
       <w:r>
         <w:rPr>
@@ -1102,7 +1061,7 @@
     </w:p>
     <w:p>
       <w:pPr>
-        <w:spacing w:line="300" w:lineRule="auto" w:after="120"/>
+        <w:spacing w:before="0" w:after="120" w:line="276" w:lineRule="auto"/>
       </w:pPr>
       <w:r>
         <w:rPr>
@@ -1115,7 +1074,7 @@
     </w:p>
     <w:p>
       <w:pPr>
-        <w:spacing w:line="300" w:lineRule="auto" w:after="120"/>
+        <w:spacing w:before="0" w:after="120" w:line="276" w:lineRule="auto"/>
       </w:pPr>
       <w:r>
         <w:rPr>
@@ -1128,7 +1087,7 @@
     </w:p>
     <w:p>
       <w:pPr>
-        <w:spacing w:line="300" w:lineRule="auto" w:after="120"/>
+        <w:spacing w:before="0" w:after="120" w:line="276" w:lineRule="auto"/>
       </w:pPr>
       <w:r>
         <w:rPr>
@@ -1141,7 +1100,7 @@
     </w:p>
     <w:p>
       <w:pPr>
-        <w:spacing w:line="300" w:lineRule="auto" w:after="120"/>
+        <w:spacing w:before="0" w:after="120" w:line="276" w:lineRule="auto"/>
       </w:pPr>
       <w:r>
         <w:rPr>
@@ -1154,7 +1113,7 @@
     </w:p>
     <w:p>
       <w:pPr>
-        <w:spacing w:line="300" w:lineRule="auto" w:after="120"/>
+        <w:spacing w:before="0" w:after="120" w:line="276" w:lineRule="auto"/>
       </w:pPr>
       <w:r>
         <w:rPr>
@@ -1167,7 +1126,7 @@
     </w:p>
     <w:p>
       <w:pPr>
-        <w:spacing w:line="300" w:lineRule="auto" w:after="120"/>
+        <w:spacing w:before="0" w:after="120" w:line="276" w:lineRule="auto"/>
       </w:pPr>
       <w:r>
         <w:rPr>
@@ -1180,7 +1139,7 @@
     </w:p>
     <w:p>
       <w:pPr>
-        <w:spacing w:line="300" w:lineRule="auto" w:after="120"/>
+        <w:spacing w:before="0" w:after="120" w:line="276" w:lineRule="auto"/>
       </w:pPr>
       <w:r>
         <w:rPr>
@@ -1193,7 +1152,7 @@
     </w:p>
     <w:p>
       <w:pPr>
-        <w:spacing w:line="300" w:lineRule="auto" w:after="120"/>
+        <w:spacing w:before="0" w:after="120" w:line="276" w:lineRule="auto"/>
       </w:pPr>
       <w:r>
         <w:rPr>
@@ -1206,7 +1165,7 @@
     </w:p>
     <w:p>
       <w:pPr>
-        <w:spacing w:line="300" w:lineRule="auto" w:after="120"/>
+        <w:spacing w:before="0" w:after="120" w:line="276" w:lineRule="auto"/>
       </w:pPr>
       <w:r>
         <w:rPr>
@@ -1219,7 +1178,7 @@
     </w:p>
     <w:p>
       <w:pPr>
-        <w:spacing w:line="300" w:lineRule="auto" w:after="120"/>
+        <w:spacing w:before="0" w:after="120" w:line="276" w:lineRule="auto"/>
       </w:pPr>
       <w:r>
         <w:rPr>
@@ -1232,7 +1191,7 @@
     </w:p>
     <w:p>
       <w:pPr>
-        <w:spacing w:line="300" w:lineRule="auto" w:after="120"/>
+        <w:spacing w:before="0" w:after="120" w:line="276" w:lineRule="auto"/>
       </w:pPr>
       <w:r>
         <w:rPr>
@@ -1245,7 +1204,7 @@
     </w:p>
     <w:p>
       <w:pPr>
-        <w:spacing w:line="300" w:lineRule="auto" w:after="120"/>
+        <w:spacing w:before="0" w:after="120" w:line="276" w:lineRule="auto"/>
       </w:pPr>
       <w:r>
         <w:rPr>
@@ -1258,7 +1217,7 @@
     </w:p>
     <w:p>
       <w:pPr>
-        <w:spacing w:line="300" w:lineRule="auto" w:after="120"/>
+        <w:spacing w:before="0" w:after="120" w:line="276" w:lineRule="auto"/>
       </w:pPr>
       <w:r>
         <w:rPr>
@@ -1266,12 +1225,12 @@
           <w:color w:val="222222"/>
           <w:sz w:val="24"/>
         </w:rPr>
-        <w:t>“…Em có cảm giác hai người thực ra rất hợp nhau đấy chứ ạ.”</w:t>
+        <w:t>“…Em có cảm giác hai người thực ra rất hợp nhau đấy chứ.”</w:t>
       </w:r>
     </w:p>
     <w:p>
       <w:pPr>
-        <w:spacing w:line="300" w:lineRule="auto" w:after="120"/>
+        <w:spacing w:before="0" w:after="120" w:line="276" w:lineRule="auto"/>
       </w:pPr>
       <w:r>
         <w:rPr>
@@ -1284,7 +1243,7 @@
     </w:p>
     <w:p>
       <w:pPr>
-        <w:spacing w:line="300" w:lineRule="auto" w:after="120"/>
+        <w:spacing w:before="0" w:after="120" w:line="276" w:lineRule="auto"/>
       </w:pPr>
       <w:r>
         <w:rPr>
@@ -1297,7 +1256,7 @@
     </w:p>
     <w:p>
       <w:pPr>
-        <w:spacing w:line="300" w:lineRule="auto" w:after="120"/>
+        <w:spacing w:before="0" w:after="120" w:line="276" w:lineRule="auto"/>
       </w:pPr>
       <w:r>
         <w:rPr>
@@ -1310,7 +1269,7 @@
     </w:p>
     <w:p>
       <w:pPr>
-        <w:spacing w:line="300" w:lineRule="auto" w:after="120"/>
+        <w:spacing w:before="0" w:after="120" w:line="276" w:lineRule="auto"/>
       </w:pPr>
       <w:r>
         <w:rPr>
@@ -1323,14 +1282,14 @@
     </w:p>
     <w:p>
       <w:pPr>
-        <w:spacing w:before="320" w:after="320"/>
+        <w:spacing w:before="280" w:after="280"/>
         <w:jc w:val="center"/>
       </w:pPr>
       <w:r>
         <w:rPr>
           <w:rFonts w:ascii="Montserrat" w:hAnsi="Montserrat"/>
           <w:b w:val="0"/>
-          <w:color w:val="222222"/>
+          <w:color w:val="333333"/>
           <w:sz w:val="26"/>
         </w:rPr>
         <w:t>✧ ₊ ✦ ₊ ✧</w:t>
@@ -1338,7 +1297,7 @@
     </w:p>
     <w:p>
       <w:pPr>
-        <w:spacing w:line="300" w:lineRule="auto" w:after="120"/>
+        <w:spacing w:before="0" w:after="120" w:line="276" w:lineRule="auto"/>
       </w:pPr>
       <w:r>
         <w:rPr>
@@ -1351,7 +1310,7 @@
     </w:p>
     <w:p>
       <w:pPr>
-        <w:spacing w:line="300" w:lineRule="auto" w:after="120"/>
+        <w:spacing w:before="0" w:after="120" w:line="276" w:lineRule="auto"/>
       </w:pPr>
       <w:r>
         <w:rPr>
@@ -1364,7 +1323,7 @@
     </w:p>
     <w:p>
       <w:pPr>
-        <w:spacing w:line="300" w:lineRule="auto" w:after="120"/>
+        <w:spacing w:before="0" w:after="120" w:line="276" w:lineRule="auto"/>
       </w:pPr>
       <w:r>
         <w:rPr>
@@ -1377,7 +1336,7 @@
     </w:p>
     <w:p>
       <w:pPr>
-        <w:spacing w:line="300" w:lineRule="auto" w:after="120"/>
+        <w:spacing w:before="0" w:after="120" w:line="276" w:lineRule="auto"/>
       </w:pPr>
       <w:r>
         <w:rPr>
@@ -1390,7 +1349,7 @@
     </w:p>
     <w:p>
       <w:pPr>
-        <w:spacing w:line="300" w:lineRule="auto" w:after="120"/>
+        <w:spacing w:before="0" w:after="120" w:line="276" w:lineRule="auto"/>
       </w:pPr>
       <w:r>
         <w:rPr>
@@ -1403,47 +1362,7 @@
     </w:p>
     <w:p>
       <w:pPr>
-        <w:spacing w:after="280" w:before="280"/>
-        <w:jc w:val="center"/>
-      </w:pPr>
-      <w:r>
-        <w:drawing>
-          <wp:inline xmlns:a="http://schemas.openxmlformats.org/drawingml/2006/main" xmlns:pic="http://schemas.openxmlformats.org/drawingml/2006/picture">
-            <wp:extent cx="5029200" cy="7182567"/>
-            <wp:docPr id="2" name="Picture 2"/>
-            <wp:cNvGraphicFramePr>
-              <a:graphicFrameLocks noChangeAspect="1"/>
-            </wp:cNvGraphicFramePr>
-            <a:graphic>
-              <a:graphicData uri="http://schemas.openxmlformats.org/drawingml/2006/picture">
-                <pic:pic>
-                  <pic:nvPicPr>
-                    <pic:cNvPr id="0" name="image_p070_1.jpeg"/>
-                    <pic:cNvPicPr/>
-                  </pic:nvPicPr>
-                  <pic:blipFill>
-                    <a:blip r:embed="rId10"/>
-                    <a:stretch>
-                      <a:fillRect/>
-                    </a:stretch>
-                  </pic:blipFill>
-                  <pic:spPr>
-                    <a:xfrm>
-                      <a:off x="0" y="0"/>
-                      <a:ext cx="5029200" cy="7182567"/>
-                    </a:xfrm>
-                    <a:prstGeom prst="rect"/>
-                  </pic:spPr>
-                </pic:pic>
-              </a:graphicData>
-            </a:graphic>
-          </wp:inline>
-        </w:drawing>
-      </w:r>
-    </w:p>
-    <w:p>
-      <w:pPr>
-        <w:spacing w:line="300" w:lineRule="auto" w:after="120"/>
+        <w:spacing w:before="0" w:after="120" w:line="276" w:lineRule="auto"/>
       </w:pPr>
       <w:r>
         <w:rPr>
@@ -1456,7 +1375,7 @@
     </w:p>
     <w:p>
       <w:pPr>
-        <w:spacing w:line="300" w:lineRule="auto" w:after="120"/>
+        <w:spacing w:before="0" w:after="120" w:line="276" w:lineRule="auto"/>
       </w:pPr>
       <w:r>
         <w:rPr>
@@ -1464,12 +1383,12 @@
           <w:color w:val="222222"/>
           <w:sz w:val="24"/>
         </w:rPr>
-        <w:t>“Nếu có cơ hội thì tớ rất muốn được nhìn thấy ạ. Rốt cuộc thì tớ thích ngắm nhìn Amane-kun trong bất kỳ bộ trang phục nào mà cậu mặc cơ mà.”</w:t>
+        <w:t>“Nếu có cơ hội thì tớ rất muốn được nhìn thấy ạ. Rốt cuộc thì tớ thích ngắm nhìn Amane trong bất kỳ bộ trang phục nào mà cậu mặc cơ mà.”</w:t>
       </w:r>
     </w:p>
     <w:p>
       <w:pPr>
-        <w:spacing w:line="300" w:lineRule="auto" w:after="120"/>
+        <w:spacing w:before="0" w:after="120" w:line="276" w:lineRule="auto"/>
       </w:pPr>
       <w:r>
         <w:rPr>
@@ -1482,7 +1401,7 @@
     </w:p>
     <w:p>
       <w:pPr>
-        <w:spacing w:line="300" w:lineRule="auto" w:after="120"/>
+        <w:spacing w:before="0" w:after="120" w:line="276" w:lineRule="auto"/>
       </w:pPr>
       <w:r>
         <w:rPr>
@@ -1495,7 +1414,7 @@
     </w:p>
     <w:p>
       <w:pPr>
-        <w:spacing w:line="300" w:lineRule="auto" w:after="120"/>
+        <w:spacing w:before="0" w:after="120" w:line="276" w:lineRule="auto"/>
       </w:pPr>
       <w:r>
         <w:rPr>
@@ -1508,7 +1427,7 @@
     </w:p>
     <w:p>
       <w:pPr>
-        <w:spacing w:line="300" w:lineRule="auto" w:after="120"/>
+        <w:spacing w:before="0" w:after="120" w:line="276" w:lineRule="auto"/>
       </w:pPr>
       <w:r>
         <w:rPr>
@@ -1521,7 +1440,7 @@
     </w:p>
     <w:p>
       <w:pPr>
-        <w:spacing w:line="300" w:lineRule="auto" w:after="120"/>
+        <w:spacing w:before="0" w:after="120" w:line="276" w:lineRule="auto"/>
       </w:pPr>
       <w:r>
         <w:rPr>
@@ -1529,12 +1448,12 @@
           <w:color w:val="222222"/>
           <w:sz w:val="24"/>
         </w:rPr>
-        <w:t>“…Vậy là Kayano-san sẽ đi làm vào dịp Giáng sinh sao ạ?”</w:t>
+        <w:t>“…Vậy là Kayano-san sẽ đi làm vào dịp Giáng sinh sao?”</w:t>
       </w:r>
     </w:p>
     <w:p>
       <w:pPr>
-        <w:spacing w:line="300" w:lineRule="auto" w:after="120"/>
+        <w:spacing w:before="0" w:after="120" w:line="276" w:lineRule="auto"/>
       </w:pPr>
       <w:r>
         <w:rPr>
@@ -1547,7 +1466,7 @@
     </w:p>
     <w:p>
       <w:pPr>
-        <w:spacing w:line="300" w:lineRule="auto" w:after="120"/>
+        <w:spacing w:before="0" w:after="120" w:line="276" w:lineRule="auto"/>
       </w:pPr>
       <w:r>
         <w:rPr>
@@ -1560,7 +1479,7 @@
     </w:p>
     <w:p>
       <w:pPr>
-        <w:spacing w:line="300" w:lineRule="auto" w:after="120"/>
+        <w:spacing w:before="0" w:after="120" w:line="276" w:lineRule="auto"/>
       </w:pPr>
       <w:r>
         <w:rPr>
@@ -1573,7 +1492,7 @@
     </w:p>
     <w:p>
       <w:pPr>
-        <w:spacing w:line="300" w:lineRule="auto" w:after="120"/>
+        <w:spacing w:before="0" w:after="120" w:line="276" w:lineRule="auto"/>
       </w:pPr>
       <w:r>
         <w:rPr>
@@ -1586,7 +1505,7 @@
     </w:p>
     <w:p>
       <w:pPr>
-        <w:spacing w:line="300" w:lineRule="auto" w:after="120"/>
+        <w:spacing w:before="0" w:after="120" w:line="276" w:lineRule="auto"/>
       </w:pPr>
       <w:r>
         <w:rPr>
@@ -1599,7 +1518,7 @@
     </w:p>
     <w:p>
       <w:pPr>
-        <w:spacing w:line="300" w:lineRule="auto" w:after="120"/>
+        <w:spacing w:before="0" w:after="120" w:line="276" w:lineRule="auto"/>
       </w:pPr>
       <w:r>
         <w:rPr>
@@ -1612,7 +1531,7 @@
     </w:p>
     <w:p>
       <w:pPr>
-        <w:spacing w:line="300" w:lineRule="auto" w:after="120"/>
+        <w:spacing w:before="0" w:after="120" w:line="276" w:lineRule="auto"/>
       </w:pPr>
       <w:r>
         <w:rPr>
@@ -1625,7 +1544,7 @@
     </w:p>
     <w:p>
       <w:pPr>
-        <w:spacing w:line="300" w:lineRule="auto" w:after="120"/>
+        <w:spacing w:before="0" w:after="120" w:line="276" w:lineRule="auto"/>
       </w:pPr>
       <w:r>
         <w:rPr>
@@ -1638,7 +1557,7 @@
     </w:p>
     <w:p>
       <w:pPr>
-        <w:spacing w:line="300" w:lineRule="auto" w:after="120"/>
+        <w:spacing w:before="0" w:after="120" w:line="276" w:lineRule="auto"/>
       </w:pPr>
       <w:r>
         <w:rPr>
@@ -1651,7 +1570,7 @@
     </w:p>
     <w:p>
       <w:pPr>
-        <w:spacing w:line="300" w:lineRule="auto" w:after="120"/>
+        <w:spacing w:before="0" w:after="120" w:line="276" w:lineRule="auto"/>
       </w:pPr>
       <w:r>
         <w:rPr>
@@ -1664,7 +1583,7 @@
     </w:p>
     <w:p>
       <w:pPr>
-        <w:spacing w:line="300" w:lineRule="auto" w:after="120"/>
+        <w:spacing w:before="0" w:after="120" w:line="276" w:lineRule="auto"/>
       </w:pPr>
       <w:r>
         <w:rPr>
@@ -1677,7 +1596,7 @@
     </w:p>
     <w:p>
       <w:pPr>
-        <w:spacing w:line="300" w:lineRule="auto" w:after="120"/>
+        <w:spacing w:before="0" w:after="120" w:line="276" w:lineRule="auto"/>
       </w:pPr>
       <w:r>
         <w:rPr>
@@ -1690,7 +1609,7 @@
     </w:p>
     <w:p>
       <w:pPr>
-        <w:spacing w:line="300" w:lineRule="auto" w:after="120"/>
+        <w:spacing w:before="0" w:after="120" w:line="276" w:lineRule="auto"/>
       </w:pPr>
       <w:r>
         <w:rPr>
@@ -1698,12 +1617,12 @@
           <w:color w:val="222222"/>
           <w:sz w:val="24"/>
         </w:rPr>
-        <w:t>“Ừm, tớ đang tự hỏi bao giờ thì tớ mới được nhìn thấy Amane-kun làm việc đây ạ.”</w:t>
+        <w:t>“Ừm, tớ đang tự hỏi bao giờ thì tớ mới được nhìn thấy Amane làm việc đây ạ.”</w:t>
       </w:r>
     </w:p>
     <w:p>
       <w:pPr>
-        <w:spacing w:line="300" w:lineRule="auto" w:after="120"/>
+        <w:spacing w:before="0" w:after="120" w:line="276" w:lineRule="auto"/>
       </w:pPr>
       <w:r>
         <w:rPr>
@@ -1716,7 +1635,7 @@
     </w:p>
     <w:p>
       <w:pPr>
-        <w:spacing w:line="300" w:lineRule="auto" w:after="120"/>
+        <w:spacing w:before="0" w:after="120" w:line="276" w:lineRule="auto"/>
       </w:pPr>
       <w:r>
         <w:rPr>
@@ -1729,7 +1648,7 @@
     </w:p>
     <w:p>
       <w:pPr>
-        <w:spacing w:line="300" w:lineRule="auto" w:after="120"/>
+        <w:spacing w:before="0" w:after="120" w:line="276" w:lineRule="auto"/>
       </w:pPr>
       <w:r>
         <w:rPr>
@@ -1737,12 +1656,12 @@
           <w:color w:val="222222"/>
           <w:sz w:val="24"/>
         </w:rPr>
-        <w:t>“Tớ có thể đợi cho đến khi Amane-kun cảm thấy thoải mái, nhưng tớ vẫn thấy hơi sốt ruột. Cứ như thể tớ đang bị bắt phải chờ ở chế độ tạm hoãn vậy.”</w:t>
+        <w:t>“Tớ có thể đợi cho đến khi Amane cảm thấy thoải mái, nhưng tớ vẫn thấy hơi sốt ruột. Cứ như thể tớ đang bị bắt phải chờ ở chế độ tạm hoãn vậy.”</w:t>
       </w:r>
     </w:p>
     <w:p>
       <w:pPr>
-        <w:spacing w:line="300" w:lineRule="auto" w:after="120"/>
+        <w:spacing w:before="0" w:after="120" w:line="276" w:lineRule="auto"/>
       </w:pPr>
       <w:r>
         <w:rPr>
@@ -1755,7 +1674,7 @@
     </w:p>
     <w:p>
       <w:pPr>
-        <w:spacing w:line="300" w:lineRule="auto" w:after="120"/>
+        <w:spacing w:before="0" w:after="120" w:line="276" w:lineRule="auto"/>
       </w:pPr>
       <w:r>
         <w:rPr>
@@ -1763,12 +1682,12 @@
           <w:color w:val="222222"/>
           <w:sz w:val="24"/>
         </w:rPr>
-        <w:t>“Nếu cậu cứ bắt tớ đợi lâu quá, tớ sẽ bắt đầu cảm thấy cô đơn đấy ạ.”</w:t>
+        <w:t>“Nếu cậu cứ bắt tớ đợi lâu quá, tớ sẽ bắt đầu cảm thấy cô đơn đấy chứ.”</w:t>
       </w:r>
     </w:p>
     <w:p>
       <w:pPr>
-        <w:spacing w:line="300" w:lineRule="auto" w:after="120"/>
+        <w:spacing w:before="0" w:after="120" w:line="276" w:lineRule="auto"/>
       </w:pPr>
       <w:r>
         <w:rPr>
@@ -1781,7 +1700,7 @@
     </w:p>
     <w:p>
       <w:pPr>
-        <w:spacing w:line="300" w:lineRule="auto" w:after="120"/>
+        <w:spacing w:before="0" w:after="120" w:line="276" w:lineRule="auto"/>
       </w:pPr>
       <w:r>
         <w:rPr>
@@ -1789,12 +1708,12 @@
           <w:color w:val="222222"/>
           <w:sz w:val="24"/>
         </w:rPr>
-        <w:t>“Tớ rất giỏi trong việc chờ đợi, nên tớ không phiền lòng đâu… nhưng tớ có thể thêm vào một điều kiện được không ạ?”</w:t>
+        <w:t>“Tớ rất giỏi trong việc chờ đợi, nên tớ không phiền lòng đâu… nhưng tớ có thể thêm vào một điều kiện được không?”</w:t>
       </w:r>
     </w:p>
     <w:p>
       <w:pPr>
-        <w:spacing w:line="300" w:lineRule="auto" w:after="120"/>
+        <w:spacing w:before="0" w:after="120" w:line="276" w:lineRule="auto"/>
       </w:pPr>
       <w:r>
         <w:rPr>
@@ -1807,7 +1726,7 @@
     </w:p>
     <w:p>
       <w:pPr>
-        <w:spacing w:line="300" w:lineRule="auto" w:after="120"/>
+        <w:spacing w:before="0" w:after="120" w:line="276" w:lineRule="auto"/>
       </w:pPr>
       <w:r>
         <w:rPr>
@@ -1820,7 +1739,7 @@
     </w:p>
     <w:p>
       <w:pPr>
-        <w:spacing w:line="300" w:lineRule="auto" w:after="120"/>
+        <w:spacing w:before="0" w:after="120" w:line="276" w:lineRule="auto"/>
       </w:pPr>
       <w:r>
         <w:rPr>
@@ -1833,7 +1752,7 @@
     </w:p>
     <w:p>
       <w:pPr>
-        <w:spacing w:line="300" w:lineRule="auto" w:after="120"/>
+        <w:spacing w:before="0" w:after="120" w:line="276" w:lineRule="auto"/>
       </w:pPr>
       <w:r>
         <w:rPr>
@@ -1846,7 +1765,7 @@
     </w:p>
     <w:p>
       <w:pPr>
-        <w:spacing w:line="300" w:lineRule="auto" w:after="120"/>
+        <w:spacing w:before="0" w:after="120" w:line="276" w:lineRule="auto"/>
       </w:pPr>
       <w:r>
         <w:rPr>
@@ -1859,7 +1778,7 @@
     </w:p>
     <w:p>
       <w:pPr>
-        <w:spacing w:line="300" w:lineRule="auto" w:after="120"/>
+        <w:spacing w:before="0" w:after="120" w:line="276" w:lineRule="auto"/>
       </w:pPr>
       <w:r>
         <w:rPr>
@@ -1872,7 +1791,7 @@
     </w:p>
     <w:p>
       <w:pPr>
-        <w:spacing w:line="300" w:lineRule="auto" w:after="120"/>
+        <w:spacing w:before="0" w:after="120" w:line="276" w:lineRule="auto"/>
       </w:pPr>
       <w:r>
         <w:rPr>
@@ -1885,7 +1804,7 @@
     </w:p>
     <w:p>
       <w:pPr>
-        <w:spacing w:line="300" w:lineRule="auto" w:after="120"/>
+        <w:spacing w:before="0" w:after="120" w:line="276" w:lineRule="auto"/>
       </w:pPr>
       <w:r>
         <w:rPr>
@@ -1898,7 +1817,7 @@
     </w:p>
     <w:p>
       <w:pPr>
-        <w:spacing w:line="300" w:lineRule="auto" w:after="120"/>
+        <w:spacing w:before="0" w:after="120" w:line="276" w:lineRule="auto"/>
       </w:pPr>
       <w:r>
         <w:rPr>
@@ -1911,7 +1830,7 @@
     </w:p>
     <w:p>
       <w:pPr>
-        <w:spacing w:line="300" w:lineRule="auto" w:after="120"/>
+        <w:spacing w:before="0" w:after="120" w:line="276" w:lineRule="auto"/>
       </w:pPr>
       <w:r>
         <w:rPr>
@@ -1924,7 +1843,7 @@
     </w:p>
     <w:p>
       <w:pPr>
-        <w:spacing w:line="300" w:lineRule="auto" w:after="120"/>
+        <w:spacing w:before="0" w:after="120" w:line="276" w:lineRule="auto"/>
       </w:pPr>
       <w:r>
         <w:rPr>
@@ -1937,7 +1856,7 @@
     </w:p>
     <w:p>
       <w:pPr>
-        <w:spacing w:line="300" w:lineRule="auto" w:after="120"/>
+        <w:spacing w:before="0" w:after="120" w:line="276" w:lineRule="auto"/>
       </w:pPr>
       <w:r>
         <w:rPr>
@@ -1945,12 +1864,12 @@
           <w:color w:val="222222"/>
           <w:sz w:val="24"/>
         </w:rPr>
-        <w:t>“Cậu biết không, tớ cảm thấy Amane-kun đang hơi xem thường tớ đấy nhé.”</w:t>
+        <w:t>“Cậu biết không, tớ cảm thấy Amane đang hơi xem thường tớ đấy nhé.”</w:t>
       </w:r>
     </w:p>
     <w:p>
       <w:pPr>
-        <w:spacing w:line="300" w:lineRule="auto" w:after="120"/>
+        <w:spacing w:before="0" w:after="120" w:line="276" w:lineRule="auto"/>
       </w:pPr>
       <w:r>
         <w:rPr>
@@ -1963,7 +1882,7 @@
     </w:p>
     <w:p>
       <w:pPr>
-        <w:spacing w:line="300" w:lineRule="auto" w:after="120"/>
+        <w:spacing w:before="0" w:after="120" w:line="276" w:lineRule="auto"/>
       </w:pPr>
       <w:r>
         <w:rPr>
@@ -1976,7 +1895,7 @@
     </w:p>
     <w:p>
       <w:pPr>
-        <w:spacing w:line="300" w:lineRule="auto" w:after="120"/>
+        <w:spacing w:before="0" w:after="120" w:line="276" w:lineRule="auto"/>
       </w:pPr>
       <w:r>
         <w:rPr>
@@ -1989,7 +1908,7 @@
     </w:p>
     <w:p>
       <w:pPr>
-        <w:spacing w:line="300" w:lineRule="auto" w:after="120"/>
+        <w:spacing w:before="0" w:after="120" w:line="276" w:lineRule="auto"/>
       </w:pPr>
       <w:r>
         <w:rPr>
@@ -2002,7 +1921,7 @@
     </w:p>
     <w:p>
       <w:pPr>
-        <w:spacing w:line="300" w:lineRule="auto" w:after="120"/>
+        <w:spacing w:before="0" w:after="120" w:line="276" w:lineRule="auto"/>
       </w:pPr>
       <w:r>
         <w:rPr>
@@ -2010,12 +1929,12 @@
           <w:color w:val="222222"/>
           <w:sz w:val="24"/>
         </w:rPr>
-        <w:t>“Dù vậy, tớ không nghĩ việc tớ trói buộc cậu lại là điều đúng đắn. Tớ hiểu rằng cậu muốn ưu tiên tớ hàng đầu. Và cũng giống như thế, tớ cũng muốn đặt Amane-kun lên trên tất cả mọi thứ khác.”</w:t>
+        <w:t>“Dù vậy, tớ không nghĩ việc tớ trói buộc cậu lại là điều đúng đắn. Tớ hiểu rằng cậu muốn ưu tiên tớ hàng đầu. Và cũng giống như thế, tớ cũng muốn đặt Amane lên trên tất cả mọi thứ khác.”</w:t>
       </w:r>
     </w:p>
     <w:p>
       <w:pPr>
-        <w:spacing w:line="300" w:lineRule="auto" w:after="120"/>
+        <w:spacing w:before="0" w:after="120" w:line="276" w:lineRule="auto"/>
       </w:pPr>
       <w:r>
         <w:rPr>
@@ -2028,7 +1947,7 @@
     </w:p>
     <w:p>
       <w:pPr>
-        <w:spacing w:line="300" w:lineRule="auto" w:after="120"/>
+        <w:spacing w:before="0" w:after="120" w:line="276" w:lineRule="auto"/>
       </w:pPr>
       <w:r>
         <w:rPr>
@@ -2036,12 +1955,12 @@
           <w:color w:val="222222"/>
           <w:sz w:val="24"/>
         </w:rPr>
-        <w:t>“Nhưng Amane-kun à, điều cuối cùng mà tớ mong muốn… chính là trở thành một gánh nặng đối với cậu.”</w:t>
+        <w:t>“Nhưng Amane à, điều cuối cùng mà tớ mong muốn… chính là trở thành một gánh nặng đối với cậu.”</w:t>
       </w:r>
     </w:p>
     <w:p>
       <w:pPr>
-        <w:spacing w:line="300" w:lineRule="auto" w:after="120"/>
+        <w:spacing w:before="0" w:after="120" w:line="276" w:lineRule="auto"/>
       </w:pPr>
       <w:r>
         <w:rPr>
@@ -2054,7 +1973,7 @@
     </w:p>
     <w:p>
       <w:pPr>
-        <w:spacing w:line="300" w:lineRule="auto" w:after="120"/>
+        <w:spacing w:before="0" w:after="120" w:line="276" w:lineRule="auto"/>
       </w:pPr>
       <w:r>
         <w:rPr>
@@ -2067,7 +1986,7 @@
     </w:p>
     <w:p>
       <w:pPr>
-        <w:spacing w:line="300" w:lineRule="auto" w:after="120"/>
+        <w:spacing w:before="0" w:after="120" w:line="276" w:lineRule="auto"/>
       </w:pPr>
       <w:r>
         <w:rPr>
@@ -2080,7 +1999,7 @@
     </w:p>
     <w:p>
       <w:pPr>
-        <w:spacing w:line="300" w:lineRule="auto" w:after="120"/>
+        <w:spacing w:before="0" w:after="120" w:line="276" w:lineRule="auto"/>
       </w:pPr>
       <w:r>
         <w:rPr>
@@ -2088,12 +2007,12 @@
           <w:color w:val="222222"/>
           <w:sz w:val="24"/>
         </w:rPr>
-        <w:t>“Điều đó có nghĩa là cậu sẽ nhượng bộ tớ đúng không ạ? Tớ không muốn cậu phải tự vắt kiệt sức mình vì tớ hay kìm nén những điều mà cậu muốn làm. Tớ muốn chúng mình phải là những người bình đẳng bên nhau—tớ không nghĩ đó là một mối quan hệ lành mạnh nếu chỉ có một người lúc nào cũng phải hy sinh nhường nhịn cho người kia.”</w:t>
+        <w:t>“Điều đó có nghĩa là cậu sẽ nhượng bộ tớ đúng không? Tớ không muốn cậu phải tự vắt kiệt sức mình vì tớ hay kìm nén những điều mà cậu muốn làm. Tớ muốn chúng mình phải là những người bình đẳng bên nhau—tớ không nghĩ đó là một mối quan hệ lành mạnh nếu chỉ có một người lúc nào cũng phải hy sinh nhường nhịn cho người kia.”</w:t>
       </w:r>
     </w:p>
     <w:p>
       <w:pPr>
-        <w:spacing w:line="300" w:lineRule="auto" w:after="120"/>
+        <w:spacing w:before="0" w:after="120" w:line="276" w:lineRule="auto"/>
       </w:pPr>
       <w:r>
         <w:rPr>
@@ -2106,7 +2025,7 @@
     </w:p>
     <w:p>
       <w:pPr>
-        <w:spacing w:line="300" w:lineRule="auto" w:after="120"/>
+        <w:spacing w:before="0" w:after="120" w:line="276" w:lineRule="auto"/>
       </w:pPr>
       <w:r>
         <w:rPr>
@@ -2119,7 +2038,7 @@
     </w:p>
     <w:p>
       <w:pPr>
-        <w:spacing w:line="300" w:lineRule="auto" w:after="120"/>
+        <w:spacing w:before="0" w:after="120" w:line="276" w:lineRule="auto"/>
       </w:pPr>
       <w:r>
         <w:rPr>
@@ -2132,7 +2051,7 @@
     </w:p>
     <w:p>
       <w:pPr>
-        <w:spacing w:line="300" w:lineRule="auto" w:after="120"/>
+        <w:spacing w:before="0" w:after="120" w:line="276" w:lineRule="auto"/>
       </w:pPr>
       <w:r>
         <w:rPr>
@@ -2140,12 +2059,12 @@
           <w:color w:val="222222"/>
           <w:sz w:val="24"/>
         </w:rPr>
-        <w:t>“Cậu có một ý tưởng rõ ràng về điều gì đó mà cậu muốn thực hiện, và đó là lý do cậu đi tìm việc làm thêm đúng không ạ?”</w:t>
+        <w:t>“Cậu có một ý tưởng rõ ràng về điều gì đó mà cậu muốn thực hiện, và đó là lý do cậu đi tìm việc làm thêm đúng không?”</w:t>
       </w:r>
     </w:p>
     <w:p>
       <w:pPr>
-        <w:spacing w:line="300" w:lineRule="auto" w:after="120"/>
+        <w:spacing w:before="0" w:after="120" w:line="276" w:lineRule="auto"/>
       </w:pPr>
       <w:r>
         <w:rPr>
@@ -2158,7 +2077,7 @@
     </w:p>
     <w:p>
       <w:pPr>
-        <w:spacing w:line="300" w:lineRule="auto" w:after="120"/>
+        <w:spacing w:before="0" w:after="120" w:line="276" w:lineRule="auto"/>
       </w:pPr>
       <w:r>
         <w:rPr>
@@ -2171,7 +2090,7 @@
     </w:p>
     <w:p>
       <w:pPr>
-        <w:spacing w:line="300" w:lineRule="auto" w:after="120"/>
+        <w:spacing w:before="0" w:after="120" w:line="276" w:lineRule="auto"/>
       </w:pPr>
       <w:r>
         <w:rPr>
@@ -2184,7 +2103,7 @@
     </w:p>
     <w:p>
       <w:pPr>
-        <w:spacing w:line="300" w:lineRule="auto" w:after="120"/>
+        <w:spacing w:before="0" w:after="120" w:line="276" w:lineRule="auto"/>
       </w:pPr>
       <w:r>
         <w:rPr>
@@ -2197,7 +2116,7 @@
     </w:p>
     <w:p>
       <w:pPr>
-        <w:spacing w:line="300" w:lineRule="auto" w:after="120"/>
+        <w:spacing w:before="0" w:after="120" w:line="276" w:lineRule="auto"/>
       </w:pPr>
       <w:r>
         <w:rPr>
@@ -2210,7 +2129,7 @@
     </w:p>
     <w:p>
       <w:pPr>
-        <w:spacing w:line="300" w:lineRule="auto" w:after="120"/>
+        <w:spacing w:before="0" w:after="120" w:line="276" w:lineRule="auto"/>
       </w:pPr>
       <w:r>
         <w:rPr>
@@ -2218,12 +2137,12 @@
           <w:color w:val="222222"/>
           <w:sz w:val="24"/>
         </w:rPr>
-        <w:t>“Mặc dù tớ nghĩ mình có thể ích kỷ hơn những gì cậu tưởng tượng, nhưng tớ vẫn không hề có ý định xem nhẹ cảm xúc của cậu đâu ạ. Amane-kun à, cậu và tớ là hai cá nhân hoàn toàn độc lập khác nhau. Suy nghĩ của chúng ta sẽ luôn có sự khác biệt bất kể chúng ta có yêu thương quan tâm đến nhau nhiều đến nhường nào đi chăng nữa. Sẽ là bất khả thi để đồng bộ hóa hoàn hảo mọi hành động, giá trị sống và tất cả những thứ khác của chúng mình.”</w:t>
+        <w:t>“Mặc dù tớ nghĩ mình có thể ích kỷ hơn những gì cậu tưởng tượng, nhưng tớ vẫn không hề có ý định xem nhẹ cảm xúc của cậu đâu ạ. Amane à, cậu và tớ là hai cá nhân hoàn toàn độc lập khác nhau. Suy nghĩ của chúng ta sẽ luôn có sự khác biệt bất kể chúng ta có yêu thương quan tâm đến nhau nhiều đến nhường nào đi chăng nữa. Sẽ là bất khả thi để đồng bộ hóa hoàn hảo mọi hành động, giá trị sống và tất cả những thứ khác của chúng mình.”</w:t>
       </w:r>
     </w:p>
     <w:p>
       <w:pPr>
-        <w:spacing w:line="300" w:lineRule="auto" w:after="120"/>
+        <w:spacing w:before="0" w:after="120" w:line="276" w:lineRule="auto"/>
       </w:pPr>
       <w:r>
         <w:rPr>
@@ -2236,7 +2155,7 @@
     </w:p>
     <w:p>
       <w:pPr>
-        <w:spacing w:line="300" w:lineRule="auto" w:after="120"/>
+        <w:spacing w:before="0" w:after="120" w:line="276" w:lineRule="auto"/>
       </w:pPr>
       <w:r>
         <w:rPr>
@@ -2244,12 +2163,12 @@
           <w:color w:val="222222"/>
           <w:sz w:val="24"/>
         </w:rPr>
-        <w:t>“Và đó chính là lý do tại sao chúng ta cần phải thích nghi và hòa hợp với nhau để tiếp tục cùng nhau bước tiếp về phía trước. Tớ sẽ không bao giờ bắt cậu phải hy sinh vì tớ đâu, được không ạ? …Tớ muốn được sống bên cạnh cậu, Amane-kun. Cùng nhau, với cùng một nhịp bước.”</w:t>
+        <w:t>“Và đó chính là lý do tại sao chúng ta cần phải thích nghi và hòa hợp với nhau để tiếp tục cùng nhau bước tiếp về phía trước. Tớ sẽ không bao giờ bắt cậu phải hy sinh vì tớ đâu, được không? …Tớ muốn được sống bên cạnh cậu, Amane. Cùng nhau, với cùng một nhịp bước.”</w:t>
       </w:r>
     </w:p>
     <w:p>
       <w:pPr>
-        <w:spacing w:line="300" w:lineRule="auto" w:after="120"/>
+        <w:spacing w:before="0" w:after="120" w:line="276" w:lineRule="auto"/>
       </w:pPr>
       <w:r>
         <w:rPr>
@@ -2262,7 +2181,7 @@
     </w:p>
     <w:p>
       <w:pPr>
-        <w:spacing w:line="300" w:lineRule="auto" w:after="120"/>
+        <w:spacing w:before="0" w:after="120" w:line="276" w:lineRule="auto"/>
       </w:pPr>
       <w:r>
         <w:rPr>
@@ -2275,7 +2194,7 @@
     </w:p>
     <w:p>
       <w:pPr>
-        <w:spacing w:line="300" w:lineRule="auto" w:after="120"/>
+        <w:spacing w:before="0" w:after="120" w:line="276" w:lineRule="auto"/>
       </w:pPr>
       <w:r>
         <w:rPr>
@@ -2288,7 +2207,7 @@
     </w:p>
     <w:p>
       <w:pPr>
-        <w:spacing w:line="300" w:lineRule="auto" w:after="120"/>
+        <w:spacing w:before="0" w:after="120" w:line="276" w:lineRule="auto"/>
       </w:pPr>
       <w:r>
         <w:rPr>
@@ -2301,7 +2220,7 @@
     </w:p>
     <w:p>
       <w:pPr>
-        <w:spacing w:line="300" w:lineRule="auto" w:after="120"/>
+        <w:spacing w:before="0" w:after="120" w:line="276" w:lineRule="auto"/>
       </w:pPr>
       <w:r>
         <w:rPr>
@@ -2314,7 +2233,7 @@
     </w:p>
     <w:p>
       <w:pPr>
-        <w:spacing w:line="300" w:lineRule="auto" w:after="120"/>
+        <w:spacing w:before="0" w:after="120" w:line="276" w:lineRule="auto"/>
       </w:pPr>
       <w:r>
         <w:rPr>
@@ -2327,7 +2246,7 @@
     </w:p>
     <w:p>
       <w:pPr>
-        <w:spacing w:line="300" w:lineRule="auto" w:after="120"/>
+        <w:spacing w:before="0" w:after="120" w:line="276" w:lineRule="auto"/>
       </w:pPr>
       <w:r>
         <w:rPr>
@@ -2340,7 +2259,7 @@
     </w:p>
     <w:p>
       <w:pPr>
-        <w:spacing w:line="300" w:lineRule="auto" w:after="120"/>
+        <w:spacing w:before="0" w:after="120" w:line="276" w:lineRule="auto"/>
       </w:pPr>
       <w:r>
         <w:rPr>
@@ -2353,7 +2272,7 @@
     </w:p>
     <w:p>
       <w:pPr>
-        <w:spacing w:line="300" w:lineRule="auto" w:after="120"/>
+        <w:spacing w:before="0" w:after="120" w:line="276" w:lineRule="auto"/>
       </w:pPr>
       <w:r>
         <w:rPr>
@@ -2366,7 +2285,7 @@
     </w:p>
     <w:p>
       <w:pPr>
-        <w:spacing w:line="300" w:lineRule="auto" w:after="120"/>
+        <w:spacing w:before="0" w:after="120" w:line="276" w:lineRule="auto"/>
       </w:pPr>
       <w:r>
         <w:rPr>
@@ -2374,12 +2293,12 @@
           <w:color w:val="222222"/>
           <w:sz w:val="24"/>
         </w:rPr>
-        <w:t>“Để đổi lại, khi chúng mình ôm ấp nhau ấm áp thế này, tớ sẽ đảm bảo mình sẽ trở nên ích kỷ và vòi vĩnh cậu nhiều nhất có thể. Như vậy… có được không ạ?”</w:t>
+        <w:t>“Để đổi lại, khi chúng mình ôm ấp nhau ấm áp thế này, tớ sẽ đảm bảo mình sẽ trở nên ích kỷ và vòi vĩnh cậu nhiều nhất có thể. Như vậy… có được không?”</w:t>
       </w:r>
     </w:p>
     <w:p>
       <w:pPr>
-        <w:spacing w:line="300" w:lineRule="auto" w:after="120"/>
+        <w:spacing w:before="0" w:after="120" w:line="276" w:lineRule="auto"/>
       </w:pPr>
       <w:r>
         <w:rPr>
@@ -2392,7 +2311,7 @@
     </w:p>
     <w:p>
       <w:pPr>
-        <w:spacing w:line="300" w:lineRule="auto" w:after="120"/>
+        <w:spacing w:before="0" w:after="120" w:line="276" w:lineRule="auto"/>
       </w:pPr>
       <w:r>
         <w:rPr>
@@ -2400,12 +2319,12 @@
           <w:color w:val="222222"/>
           <w:sz w:val="24"/>
         </w:rPr>
-        <w:t>“Vậy thì, để xem nào… Tớ có thể xin cậu sưởi ấm cho tớ… thêm một chút xíu nữa được không ạ?”</w:t>
+        <w:t>“Vậy thì, để xem nào… Tớ có thể xin cậu sưởi ấm cho tớ… thêm một chút xíu nữa được không?”</w:t>
       </w:r>
     </w:p>
     <w:p>
       <w:pPr>
-        <w:spacing w:line="300" w:lineRule="auto" w:after="120"/>
+        <w:spacing w:before="0" w:after="120" w:line="276" w:lineRule="auto"/>
       </w:pPr>
       <w:r>
         <w:rPr>
@@ -2418,7 +2337,7 @@
     </w:p>
     <w:p>
       <w:pPr>
-        <w:spacing w:line="300" w:lineRule="auto" w:after="120"/>
+        <w:spacing w:before="0" w:after="120" w:line="276" w:lineRule="auto"/>
       </w:pPr>
       <w:r>
         <w:rPr>
@@ -2431,7 +2350,7 @@
     </w:p>
     <w:p>
       <w:pPr>
-        <w:spacing w:line="300" w:lineRule="auto" w:after="120"/>
+        <w:spacing w:before="0" w:after="120" w:line="276" w:lineRule="auto"/>
       </w:pPr>
       <w:r>
         <w:rPr>
@@ -2444,7 +2363,7 @@
     </w:p>
     <w:p>
       <w:pPr>
-        <w:spacing w:line="300" w:lineRule="auto" w:after="120"/>
+        <w:spacing w:before="0" w:after="120" w:line="276" w:lineRule="auto"/>
       </w:pPr>
       <w:r>
         <w:rPr>
@@ -2457,7 +2376,7 @@
     </w:p>
     <w:p>
       <w:pPr>
-        <w:spacing w:line="300" w:lineRule="auto" w:after="120"/>
+        <w:spacing w:before="0" w:after="120" w:line="276" w:lineRule="auto"/>
       </w:pPr>
       <w:r>
         <w:rPr>
@@ -2465,12 +2384,12 @@
           <w:color w:val="222222"/>
           <w:sz w:val="24"/>
         </w:rPr>
-        <w:t>“Hi hi, cậu ấm áp quá… Tớ cảm thấy vô cùng thỏa mãn rồi, Amane-kun. Tất cả là nhờ có cậu đấy.”</w:t>
+        <w:t>“Hi hi, cậu ấm áp quá… Tớ cảm thấy vô cùng thỏa mãn rồi, Amane. Tất cả là nhờ có cậu đấy.”</w:t>
       </w:r>
     </w:p>
     <w:p>
       <w:pPr>
-        <w:spacing w:line="300" w:lineRule="auto" w:after="120"/>
+        <w:spacing w:before="0" w:after="120" w:line="276" w:lineRule="auto"/>
       </w:pPr>
       <w:r>
         <w:rPr>
@@ -2483,7 +2402,7 @@
     </w:p>
     <w:p>
       <w:pPr>
-        <w:spacing w:line="300" w:lineRule="auto" w:after="120"/>
+        <w:spacing w:before="0" w:after="120" w:line="276" w:lineRule="auto"/>
       </w:pPr>
       <w:r>
         <w:rPr>
@@ -2496,7 +2415,7 @@
     </w:p>
     <w:p>
       <w:pPr>
-        <w:spacing w:line="300" w:lineRule="auto" w:after="120"/>
+        <w:spacing w:before="0" w:after="120" w:line="276" w:lineRule="auto"/>
       </w:pPr>
       <w:r>
         <w:rPr>
@@ -2509,7 +2428,7 @@
     </w:p>
     <w:p>
       <w:pPr>
-        <w:spacing w:line="300" w:lineRule="auto" w:after="120"/>
+        <w:spacing w:before="0" w:after="120" w:line="276" w:lineRule="auto"/>
       </w:pPr>
       <w:r>
         <w:rPr>
@@ -2522,7 +2441,7 @@
     </w:p>
     <w:p>
       <w:pPr>
-        <w:spacing w:line="300" w:lineRule="auto" w:after="120"/>
+        <w:spacing w:before="0" w:after="120" w:line="276" w:lineRule="auto"/>
       </w:pPr>
       <w:r>
         <w:rPr>
@@ -2535,14 +2454,14 @@
     </w:p>
     <w:p>
       <w:pPr>
-        <w:spacing w:before="320" w:after="320"/>
+        <w:spacing w:before="280" w:after="280"/>
         <w:jc w:val="center"/>
       </w:pPr>
       <w:r>
         <w:rPr>
           <w:rFonts w:ascii="Montserrat" w:hAnsi="Montserrat"/>
           <w:b w:val="0"/>
-          <w:color w:val="222222"/>
+          <w:color w:val="333333"/>
           <w:sz w:val="26"/>
         </w:rPr>
         <w:t>✧ ₊ ✦ ₊ ✧</w:t>
@@ -2550,7 +2469,7 @@
     </w:p>
     <w:p>
       <w:pPr>
-        <w:spacing w:line="300" w:lineRule="auto" w:after="120"/>
+        <w:spacing w:before="0" w:after="120" w:line="276" w:lineRule="auto"/>
       </w:pPr>
       <w:r>
         <w:rPr>
@@ -2563,7 +2482,7 @@
     </w:p>
     <w:p>
       <w:pPr>
-        <w:spacing w:line="300" w:lineRule="auto" w:after="120"/>
+        <w:spacing w:before="0" w:after="120" w:line="276" w:lineRule="auto"/>
       </w:pPr>
       <w:r>
         <w:rPr>
@@ -2576,7 +2495,7 @@
     </w:p>
     <w:sectPr>
       <w:pgSz w:w="12240" w:h="15840"/>
-      <w:pgMar w:top="1440" w:right="1800" w:bottom="1440" w:left="1800" w:header="720" w:footer="720" w:gutter="0"/>
+      <w:pgMar w:top="1440" w:right="1440" w:bottom="1440" w:left="1440" w:header="720" w:footer="720" w:gutter="0"/>
       <w:cols w:space="720"/>
       <w:docGrid w:linePitch="360"/>
     </w:sectPr>
